--- a/docs/Chatbot_Probing_Analysis.docx
+++ b/docs/Chatbot_Probing_Analysis.docx
@@ -38,7 +38,7 @@
         <w:rPr>
           <w:b w:val="0"/>
         </w:rPr>
-        <w:t xml:space="preserve"> — </w:t>
+        <w:t xml:space="preserve"> - </w:t>
       </w:r>
       <w:r>
         <w:rPr>
@@ -64,7 +64,7 @@
           <w:color w:val="6B7280"/>
           <w:sz w:val="19"/>
         </w:rPr>
-        <w:t>Data as of 2026-08-13: 9,852 interview sessions, 514,296 messages, 1,461 FLWs, 27 topics — pulled from the live chat transcripts. Every number here is computed from those transcripts at the moment this document was generated.</w:t>
+        <w:t>Data as of 2026-08-13: 9,852 interview sessions, 514,296 messages, 1,461 FLWs, 27 topics - pulled from the live chat transcripts. Every number here is computed from those transcripts at the moment this document was generated.</w:t>
       </w:r>
     </w:p>
     <w:p>
@@ -86,7 +86,7 @@
         <w:rPr>
           <w:b w:val="0"/>
         </w:rPr>
-        <w:t xml:space="preserve">When an FLW gives a thin answer, the AI interviewer does not accept it and move on — it asks again, rephrasing or pressing for a specific example, and the FLW cannot progress until the answer is good enough. </w:t>
+        <w:t xml:space="preserve">When an FLW gives a thin answer, the AI interviewer does not accept it and move on - it asks again, rephrasing or pressing for a specific example, and the FLW cannot progress until the answer is good enough. </w:t>
       </w:r>
       <w:r>
         <w:rPr>
@@ -152,7 +152,7 @@
         <w:rPr>
           <w:b w:val="0"/>
         </w:rPr>
-        <w:t xml:space="preserve"> — 123,798 probing turns in all. Where it probed, it probed 1.75 times on average.</w:t>
+        <w:t xml:space="preserve"> - 123,798 probing turns in all. Where it probed, it probed 1.75 times on average.</w:t>
       </w:r>
     </w:p>
     <w:p>
@@ -235,7 +235,7 @@
           <w:p>
             <w:r/>
             <w:r>
-              <w:t>answer was thin — on topic, too shallow to use</w:t>
+              <w:t>answer was thin - on topic, too shallow to use</w:t>
             </w:r>
           </w:p>
         </w:tc>
@@ -459,7 +459,7 @@
         <w:rPr>
           <w:b w:val="0"/>
         </w:rPr>
-        <w:t xml:space="preserve">, not fixing a refusal — genuine non-answers ("don't know", nothing said, confusion) are under 1.5% combined. Separately, </w:t>
+        <w:t xml:space="preserve">, not fixing a refusal - genuine non-answers ("don't know", nothing said, confusion) are under 1.5% combined. Separately, </w:t>
       </w:r>
       <w:r>
         <w:rPr>
@@ -471,7 +471,7 @@
         <w:rPr>
           <w:b w:val="0"/>
         </w:rPr>
-        <w:t xml:space="preserve"> were the bot chasing a number it had asked for and not received — a gap a form cannot even detect, let alone fix.</w:t>
+        <w:t xml:space="preserve"> were the bot chasing a number it had asked for and not received - a gap a form cannot even detect, let alone fix.</w:t>
       </w:r>
     </w:p>
     <w:p>
@@ -488,7 +488,7 @@
         <w:rPr>
           <w:b w:val="0"/>
         </w:rPr>
-        <w:t xml:space="preserve"> Coded using the DICE scheme from the qualitative-interviewing literature (Robinson, 2023 — see References), not labels invented for this analysis:</w:t>
+        <w:t xml:space="preserve"> Coded using the DICE scheme from the qualitative-interviewing literature (Robinson, 2023 - see References), not labels invented for this analysis:</w:t>
       </w:r>
     </w:p>
     <w:tbl>
@@ -788,7 +788,7 @@
         <w:rPr>
           <w:b w:val="0"/>
         </w:rPr>
-        <w:t>In a form, the first answer is the final answer — there is no one to notice it is thin. So for every question we already hold both halves of the comparison:</w:t>
+        <w:t>In a form, the first answer is the final answer - there is no one to notice it is thin. So for every question we already hold both halves of the comparison:</w:t>
       </w:r>
     </w:p>
     <w:p>
@@ -806,7 +806,7 @@
         <w:rPr>
           <w:b w:val="0"/>
         </w:rPr>
-        <w:t xml:space="preserve"> — everything the FLW typed before the bot first pushed back.</w:t>
+        <w:t xml:space="preserve"> - everything the FLW typed before the bot first pushed back.</w:t>
       </w:r>
     </w:p>
     <w:p>
@@ -824,7 +824,7 @@
         <w:rPr>
           <w:b w:val="0"/>
         </w:rPr>
-        <w:t xml:space="preserve"> — everything they had said by the time the bot moved on.</w:t>
+        <w:t xml:space="preserve"> - everything they had said by the time the bot moved on.</w:t>
       </w:r>
     </w:p>
     <w:p>
@@ -847,7 +847,7 @@
         <w:rPr>
           <w:b w:val="0"/>
         </w:rPr>
-        <w:t xml:space="preserve"> if it is not blank, is longer than three words, and is not an explicit "I don't know" or "I don't understand". Same question, same FLW, same moment — the only difference is whether the probe happened. Nothing is compared across different people or different questions.</w:t>
+        <w:t xml:space="preserve"> if it is not blank, is longer than three words, and is not an explicit "I don't know" or "I don't understand". Same question, same FLW, same moment - the only difference is whether the probe happened. Nothing is compared across different people or different questions.</w:t>
       </w:r>
     </w:p>
     <w:p>
@@ -1074,7 +1074,7 @@
         <w:rPr>
           <w:b w:val="0"/>
         </w:rPr>
-        <w:t xml:space="preserve">"Usable" is a word-count test, so an answer can cross the line without really improving — reading cases by hand found one FLW going from "9" to "9 0 not available", which the test scores as a save and a reader would not. </w:t>
+        <w:t xml:space="preserve">"Usable" is a word-count test, so an answer can cross the line without really improving - reading cases by hand found one FLW going from "9" to "9 0 not available", which the test scores as a save and a reader would not. </w:t>
       </w:r>
       <w:r>
         <w:rPr>
@@ -1283,7 +1283,7 @@
         <w:rPr>
           <w:b w:val="0"/>
         </w:rPr>
-        <w:t xml:space="preserve"> Shown because the usable test counts words, and Hausa may carry the same meaning in fewer of them — publishing the split is what makes any measurement bias visible:</w:t>
+        <w:t xml:space="preserve"> Shown because the usable test counts words, and Hausa may carry the same meaning in fewer of them - publishing the split is what makes any measurement bias visible:</w:t>
       </w:r>
     </w:p>
     <w:tbl>
@@ -2461,7 +2461,7 @@
         <w:rPr>
           <w:color w:val="1F3864"/>
         </w:rPr>
-        <w:t>4. Where probing stops helping — and what it costs</w:t>
+        <w:t>4. Where probing stops helping - and what it costs</w:t>
       </w:r>
     </w:p>
     <w:p>
@@ -2472,7 +2472,7 @@
         <w:rPr>
           <w:b w:val="0"/>
         </w:rPr>
-        <w:t xml:space="preserve">Probing is not free. The closest published study of this approach (1,800 participants — see References) found it produced richer answers </w:t>
+        <w:t xml:space="preserve">Probing is not free. The closest published study of this approach (1,800 participants - see References) found it produced richer answers </w:t>
       </w:r>
       <w:r>
         <w:rPr>
@@ -3135,7 +3135,7 @@
         <w:rPr>
           <w:b w:val="0"/>
         </w:rPr>
-        <w:t xml:space="preserve">FLWs almost always answer a probe — 97.9% after the first, 96.2% by probe 4+. But </w:t>
+        <w:t xml:space="preserve">FLWs almost always answer a probe - 97.9% after the first, 96.2% by probe 4+. But </w:t>
       </w:r>
       <w:r>
         <w:rPr>
@@ -3444,7 +3444,7 @@
           <w:color w:val="6B7280"/>
           <w:sz w:val="19"/>
         </w:rPr>
-        <w:t>This is a correlation, not proof of cause — heavy probing and early exit can both simply follow from an FLW who is struggling. Completion falls from 94.4% to 86.5% as probing intensity rises, which is worth watching.</w:t>
+        <w:t>This is a correlation, not proof of cause - heavy probing and early exit can both simply follow from an FLW who is struggling. Completion falls from 94.4% to 86.5% as probing intensity rises, which is worth watching.</w:t>
       </w:r>
     </w:p>
     <w:p>
@@ -3500,7 +3500,7 @@
         <w:rPr>
           <w:b w:val="0"/>
         </w:rPr>
-        <w:t>This matters because the team's own review notes record a genuine disagreement: one reviewer treats bot prompting as the chatbot doing its job, while others mark the need for probing against the FLW. That inconsistency distorts anything built on these tags — so here it is as numbers.</w:t>
+        <w:t>This matters because the team's own review notes record a genuine disagreement: one reviewer treats bot prompting as the chatbot doing its job, while others mark the need for probing against the FLW. That inconsistency distorts anything built on these tags - so here it is as numbers.</w:t>
       </w:r>
     </w:p>
     <w:tbl>
@@ -3738,7 +3738,7 @@
         <w:rPr>
           <w:b w:val="0"/>
         </w:rPr>
-        <w:t xml:space="preserve"> of a struggling session, not the cause of one — and the reviewer who reads a probe as the bot working correctly has the evidence on their side: the probe is what rescues the recoverable cases.</w:t>
+        <w:t xml:space="preserve"> of a struggling session, not the cause of one - and the reviewer who reads a probe as the bot working correctly has the evidence on their side: the probe is what rescues the recoverable cases.</w:t>
       </w:r>
     </w:p>
     <w:p>
@@ -5201,7 +5201,7 @@
         <w:rPr>
           <w:b w:val="0"/>
         </w:rPr>
-        <w:t xml:space="preserve"> Usable answers went from 67.8% to 86.0% — 20,651 answers rescued against 107 made worse. That is 21.3% of all our usable data, or 18.7% on the strictest reading.</w:t>
+        <w:t xml:space="preserve"> Usable answers went from 67.8% to 86.0% - 20,651 answers rescued against 107 made worse. That is 21.3% of all our usable data, or 18.7% on the strictest reading.</w:t>
       </w:r>
     </w:p>
     <w:p>
@@ -5219,7 +5219,7 @@
         <w:rPr>
           <w:b w:val="0"/>
         </w:rPr>
-        <w:t xml:space="preserve"> One probe turns around 80.2% of failed answers. FLWs keep replying to later probes but say less each time — the case for capping probes per question.</w:t>
+        <w:t xml:space="preserve"> One probe turns around 80.2% of failed answers. FLWs keep replying to later probes but say less each time - the case for capping probes per question.</w:t>
       </w:r>
     </w:p>
     <w:p>
@@ -5302,7 +5302,7 @@
         <w:rPr>
           <w:b w:val="0"/>
         </w:rPr>
-        <w:t xml:space="preserve"> — not blank, over three words, not an explicit "don't know". It says nothing about whether an answer is true, relevant or deep. Scoring those five quality dimensions properly needs an AI judge marking each answer before and after probing; that is the next stage.</w:t>
+        <w:t xml:space="preserve"> - not blank, over three words, not an explicit "don't know". It says nothing about whether an answer is true, relevant or deep. Scoring those five quality dimensions properly needs an AI judge marking each answer before and after probing; that is the next stage.</w:t>
       </w:r>
     </w:p>
     <w:p>
@@ -5386,7 +5386,7 @@
         <w:rPr>
           <w:b w:val="0"/>
         </w:rPr>
-        <w:t xml:space="preserve"> Questions were reconstructed for 99.6% of the 9,852 sessions analysed. A further 11,848 were set aside — almost all of them sessions where no interview was ever assigned, because the FLW opened the chat and stopped at the welcome step. Those are not failed interviews; they never started one.</w:t>
+        <w:t xml:space="preserve"> Questions were reconstructed for 99.6% of the 9,852 sessions analysed. A further 11,848 were set aside - almost all of them sessions where no interview was ever assigned, because the FLW opened the chat and stopped at the welcome step. Those are not failed interviews; they never started one.</w:t>
       </w:r>
     </w:p>
     <w:p>
@@ -5408,7 +5408,7 @@
         <w:rPr>
           <w:b w:val="0"/>
         </w:rPr>
-        <w:t>Every session was pulled from OpenChatStudio with its full message list — 21,700 sessions and 542,328 messages, checked against an independent export to confirm nothing was missing. The question list was rebuilt from the sessions themselves, since each one carries the exact questions it was given. Within each session, every bot turn was classified as either opening a new question or going back over the open one, using four independent signals led by the position the bot states itself. The FLW's replies were then attached to whichever question was open, which is what gives us the answer before the probe and the answer after it.</w:t>
+        <w:t>Every session was pulled from OpenChatStudio with its full message list - 21,700 sessions and 542,328 messages, checked against an independent export to confirm nothing was missing. The question list was rebuilt from the sessions themselves, since each one carries the exact questions it was given. Within each session, every bot turn was classified as either opening a new question or going back over the open one, using four independent signals led by the position the bot states itself. The FLW's replies were then attached to whichever question was open, which is what gives us the answer before the probe and the answer after it.</w:t>
       </w:r>
     </w:p>
     <w:p>
@@ -5476,7 +5476,7 @@
           <w:color w:val="6B7280"/>
           <w:sz w:val="19"/>
         </w:rPr>
-        <w:t xml:space="preserve"> = weak. It is applied only where better and worse are genuinely defined — never to counts, to the probe rate, or to probes per question, because a high or low value there is not good or bad in itself.</w:t>
+        <w:t xml:space="preserve"> = weak. It is applied only where better and worse are genuinely defined - never to counts, to the probe rate, or to probes per question, because a high or low value there is not good or bad in itself.</w:t>
       </w:r>
     </w:p>
     <w:p>
@@ -5516,7 +5516,7 @@
         <w:rPr>
           <w:b w:val="0"/>
         </w:rPr>
-        <w:t xml:space="preserve"> ACM Transactions on Computer-Human Interaction 27(3), 2020. https://dl.acm.org/doi/10.1145/3381804 — ~600 participants and 5,200 free-text answers comparing a chatbot against a standard online survey. The chatbot produced significantly better quality on informativeness, relevance, specificity and clarity. This is the benchmark our result points the same way as, and it is also independent evidence that the quality dimensions we use are an established framework rather than an in-house invention.</w:t>
+        <w:t xml:space="preserve"> ACM Transactions on Computer-Human Interaction 27(3), 2020. https://dl.acm.org/doi/10.1145/3381804 - ~600 participants and 5,200 free-text answers comparing a chatbot against a standard online survey. The chatbot produced significantly better quality on informativeness, relevance, specificity and clarity. This is the benchmark our result points the same way as, and it is also independent evidence that the quality dimensions we use are an established framework rather than an in-house invention.</w:t>
       </w:r>
     </w:p>
     <w:p>
@@ -5534,7 +5534,7 @@
         <w:rPr>
           <w:b w:val="0"/>
         </w:rPr>
-        <w:t xml:space="preserve"> arXiv:2504.13908, 2025. https://arxiv.org/abs/2504.13908 — 1,800 participants with LLM chatbots probing for elaboration. Answers were more detailed and informative, but at a slight cost to respondent experience. This is why Section 4 measures the cost of probing rather than reporting only the benefit.</w:t>
+        <w:t xml:space="preserve"> arXiv:2504.13908, 2025. https://arxiv.org/abs/2504.13908 - 1,800 participants with LLM chatbots probing for elaboration. Answers were more detailed and informative, but at a slight cost to respondent experience. This is why Section 4 measures the cost of probing rather than reporting only the benefit.</w:t>
       </w:r>
     </w:p>
     <w:p>
@@ -5552,7 +5552,7 @@
         <w:rPr>
           <w:b w:val="0"/>
         </w:rPr>
-        <w:t xml:space="preserve"> Qualitative Research in Psychology, 2023. https://www.tandfonline.com/doi/full/10.1080/14780887.2023.2238625 — the DICE taxonomy (descriptive-detail, idiographic-memory, clarifying, explanatory probes) used to classify probe types in Section 2, so those labels come from the literature rather than from us.</w:t>
+        <w:t xml:space="preserve"> Qualitative Research in Psychology, 2023. https://www.tandfonline.com/doi/full/10.1080/14780887.2023.2238625 - the DICE taxonomy (descriptive-detail, idiographic-memory, clarifying, explanatory probes) used to classify probe types in Section 2, so those labels come from the literature rather than from us.</w:t>
       </w:r>
     </w:p>
     <w:sectPr>
